--- a/client_rules/Gallagher Bassett Desk Review.docx
+++ b/client_rules/Gallagher Bassett Desk Review.docx
@@ -97,7 +97,15 @@
         </w:numPr>
       </w:pPr>
       <w:r>
-        <w:t>Rewrite the estimate how you feel it should be written (don't lock it yet) and the contact the shop to negotiate the differences.</w:t>
+        <w:t xml:space="preserve">Rewrite the estimate how you feel it should be written (don't lock it yet) and </w:t>
+      </w:r>
+      <w:proofErr w:type="gramStart"/>
+      <w:r>
+        <w:t>the</w:t>
+      </w:r>
+      <w:proofErr w:type="gramEnd"/>
+      <w:r>
+        <w:t xml:space="preserve"> contact the shop to negotiate the differences.</w:t>
       </w:r>
     </w:p>
     <w:p>
@@ -285,7 +293,15 @@
       </w:pPr>
       <w:r>
         <w:lastRenderedPageBreak/>
-        <w:t>LKQ/Recon/AM over 2 calendar years old and over 24k miles</w:t>
+        <w:t xml:space="preserve">LKQ/Recon/AM </w:t>
+      </w:r>
+      <w:proofErr w:type="gramStart"/>
+      <w:r>
+        <w:t>over</w:t>
+      </w:r>
+      <w:proofErr w:type="gramEnd"/>
+      <w:r>
+        <w:t xml:space="preserve"> 2 calendar years old and over 24k miles</w:t>
       </w:r>
     </w:p>
     <w:p>
@@ -376,7 +392,23 @@
         </w:numPr>
       </w:pPr>
       <w:r>
-        <w:t>All Gallagher claims require a photo of the registration.  If unable to obtain photo you must document why in your report notes. </w:t>
+        <w:t xml:space="preserve">All Gallagher claims require a photo of the registration.  If </w:t>
+      </w:r>
+      <w:proofErr w:type="gramStart"/>
+      <w:r>
+        <w:t>unable</w:t>
+      </w:r>
+      <w:proofErr w:type="gramEnd"/>
+      <w:r>
+        <w:t xml:space="preserve"> to obtain photo you must </w:t>
+      </w:r>
+      <w:proofErr w:type="gramStart"/>
+      <w:r>
+        <w:t>document</w:t>
+      </w:r>
+      <w:proofErr w:type="gramEnd"/>
+      <w:r>
+        <w:t xml:space="preserve"> why in your report notes. </w:t>
       </w:r>
     </w:p>
     <w:p>
@@ -474,7 +506,15 @@
         </w:numPr>
       </w:pPr>
       <w:r>
-        <w:t>Utilize LKQ, Aftermarket and Reconditioned parts on all vehicles in excess of 2 years and 24k miles.</w:t>
+        <w:t xml:space="preserve">Utilize LKQ, Aftermarket and Reconditioned parts on all vehicles </w:t>
+      </w:r>
+      <w:proofErr w:type="gramStart"/>
+      <w:r>
+        <w:t>in excess of</w:t>
+      </w:r>
+      <w:proofErr w:type="gramEnd"/>
+      <w:r>
+        <w:t xml:space="preserve"> 2 years and 24k miles.</w:t>
       </w:r>
     </w:p>
     <w:p>
@@ -560,7 +600,31 @@
         </w:numPr>
       </w:pPr>
       <w:r>
-        <w:t xml:space="preserve">3 Salvage Bids required, which must be listed on the Appraisal Report in the appropriate fields (not in the Appraisal Report comments). Salvage bids must be verifiable and legitimate. Gallagher Bassett will call highest bidder for pickup. Except for the following states: AL, FL, GA, IN,, KY, MI, MS, NC,  OH, SC, TN, VA,WV. If Salvage Bids are not obtained, we must present Copart </w:t>
+        <w:t xml:space="preserve">3 Salvage Bids required, which must be listed on the Appraisal Report in the appropriate fields (not in the Appraisal Report comments). Salvage bids must be verifiable and legitimate. Gallagher Bassett will call highest bidder for pickup. Except for the following states: AL, FL, GA, </w:t>
+      </w:r>
+      <w:proofErr w:type="gramStart"/>
+      <w:r>
+        <w:t>IN,,</w:t>
+      </w:r>
+      <w:proofErr w:type="gramEnd"/>
+      <w:r>
+        <w:t xml:space="preserve"> KY, MI, MS, </w:t>
+      </w:r>
+      <w:proofErr w:type="gramStart"/>
+      <w:r>
+        <w:t>NC,  OH</w:t>
+      </w:r>
+      <w:proofErr w:type="gramEnd"/>
+      <w:r>
+        <w:t xml:space="preserve">, SC, TN, </w:t>
+      </w:r>
+      <w:proofErr w:type="gramStart"/>
+      <w:r>
+        <w:t>VA,WV</w:t>
+      </w:r>
+      <w:proofErr w:type="gramEnd"/>
+      <w:r>
+        <w:t xml:space="preserve">. If Salvage Bids are not obtained, we must present Copart </w:t>
       </w:r>
       <w:proofErr w:type="spellStart"/>
       <w:r>
@@ -579,7 +643,31 @@
         </w:numPr>
       </w:pPr>
       <w:r>
-        <w:t xml:space="preserve">FOR AL, FL, GA, IN,, KY, MI, MS, NC, OH, SC, TN, VA,WV, Obtain a Copart </w:t>
+        <w:t xml:space="preserve">FOR AL, FL, GA, </w:t>
+      </w:r>
+      <w:proofErr w:type="gramStart"/>
+      <w:r>
+        <w:t>IN,,</w:t>
+      </w:r>
+      <w:proofErr w:type="gramEnd"/>
+      <w:r>
+        <w:t xml:space="preserve"> KY, MI, MS, NC, OH, SC, TN, </w:t>
+      </w:r>
+      <w:proofErr w:type="gramStart"/>
+      <w:r>
+        <w:t>VA,WV</w:t>
+      </w:r>
+      <w:proofErr w:type="gramEnd"/>
+      <w:r>
+        <w:t xml:space="preserve">, </w:t>
+      </w:r>
+      <w:proofErr w:type="gramStart"/>
+      <w:r>
+        <w:t>Obtain</w:t>
+      </w:r>
+      <w:proofErr w:type="gramEnd"/>
+      <w:r>
+        <w:t xml:space="preserve"> a Copart </w:t>
       </w:r>
       <w:proofErr w:type="spellStart"/>
       <w:r>
@@ -632,8 +720,13 @@
       </w:r>
     </w:p>
     <w:p>
-      <w:r>
-        <w:t>  Do not include towing, storage or teardown charges in estimate. List in Appraisal Report comments only and include a copy of the invoice/bill with your upload.</w:t>
+      <w:proofErr w:type="gramStart"/>
+      <w:r>
+        <w:t>  Do</w:t>
+      </w:r>
+      <w:proofErr w:type="gramEnd"/>
+      <w:r>
+        <w:t xml:space="preserve"> not include towing, storage or teardown charges in estimate. List in Appraisal Report comments only and include a copy of the invoice/bill with your upload.</w:t>
       </w:r>
     </w:p>
     <w:p>
@@ -711,7 +804,15 @@
         </w:numPr>
       </w:pPr>
       <w:r>
-        <w:t>Apply betterment/depreciation on both insured and claimant vehicles on parts with a limited life expectancy; Tires, Batteries, Shocks, Mechanical etc.  </w:t>
+        <w:t xml:space="preserve">Apply betterment/depreciation on both insured and claimant vehicles on parts with a limited life </w:t>
+      </w:r>
+      <w:proofErr w:type="gramStart"/>
+      <w:r>
+        <w:t>expectancy;</w:t>
+      </w:r>
+      <w:proofErr w:type="gramEnd"/>
+      <w:r>
+        <w:t xml:space="preserve"> Tires, Batteries, Shocks, Mechanical etc.  </w:t>
       </w:r>
     </w:p>
     <w:p>
@@ -791,10 +892,7 @@
         <w:t>Printout required on all files - Repairable or Total Loss</w:t>
       </w:r>
       <w:r>
-        <w:t xml:space="preserve">. </w:t>
-      </w:r>
-      <w:r>
-        <w:t>This may include NADA, J.D. Power, Kelly Blue Book, Edmunds, Carfax, Cars.com</w:t>
+        <w:t>. This may include NADA, J.D. Power, Kelly Blue Book, Edmunds, Carfax, Cars.com</w:t>
       </w:r>
     </w:p>
     <w:p>
@@ -805,7 +903,23 @@
         </w:numPr>
       </w:pPr>
       <w:r>
-        <w:t>Comment in your Appraisal Report the "Approximate Market Value" of the unit. </w:t>
+        <w:t xml:space="preserve">Comment </w:t>
+      </w:r>
+      <w:proofErr w:type="gramStart"/>
+      <w:r>
+        <w:t>in</w:t>
+      </w:r>
+      <w:proofErr w:type="gramEnd"/>
+      <w:r>
+        <w:t xml:space="preserve"> your Appraisal </w:t>
+      </w:r>
+      <w:proofErr w:type="gramStart"/>
+      <w:r>
+        <w:t>Report</w:t>
+      </w:r>
+      <w:proofErr w:type="gramEnd"/>
+      <w:r>
+        <w:t xml:space="preserve"> the "Approximate Market Value" of the unit. </w:t>
       </w:r>
     </w:p>
     <w:p>

--- a/client_rules/Gallagher Bassett Desk Review.docx
+++ b/client_rules/Gallagher Bassett Desk Review.docx
@@ -867,7 +867,7 @@
         </w:numPr>
       </w:pPr>
       <w:r>
-        <w:t>Complete the Core appraisal report in its entirety and provide specific detailed inspection notes.</w:t>
+        <w:t>Complete the appraisal report in its entirety and provide specific detailed inspection notes.</w:t>
       </w:r>
     </w:p>
     <w:p>
